--- a/assignments/09-assignment.docx
+++ b/assignments/09-assignment.docx
@@ -15,7 +15,7 @@
         <w:pStyle w:val="Subtitle"/>
       </w:pPr>
       <w:r>
-        <w:t xml:space="preserve">DATASCI 185: Introduction to AI Applications</w:t>
+        <w:t xml:space="preserve">DATASCI 101: Introduction to AI Applications</w:t>
       </w:r>
     </w:p>
     <w:p>
@@ -26,7 +26,7 @@
         <w:t xml:space="preserve">Emory University</w:t>
       </w:r>
     </w:p>
-    <w:bookmarkStart w:id="26" w:name="instructions"/>
+    <w:bookmarkStart w:id="15" w:name="instructions"/>
     <w:p>
       <w:pPr>
         <w:pStyle w:val="Heading2"/>
@@ -246,7 +246,7 @@
         </w:pict>
       </w:r>
     </w:p>
-    <w:bookmarkStart w:id="20" w:name="question-1-the-inference-problem"/>
+    <w:bookmarkStart w:id="9" w:name="question-1-the-inference-problem"/>
     <w:p>
       <w:pPr>
         <w:pStyle w:val="Heading3"/>
@@ -424,8 +424,8 @@
         </w:pict>
       </w:r>
     </w:p>
-    <w:bookmarkEnd w:id="20"/>
-    <w:bookmarkStart w:id="21" w:name="Xb613d1b5dbe96329fb8fb0f230b1b0c321dc5a4"/>
+    <w:bookmarkEnd w:id="9"/>
+    <w:bookmarkStart w:id="10" w:name="Xb613d1b5dbe96329fb8fb0f230b1b0c321dc5a4"/>
     <w:p>
       <w:pPr>
         <w:pStyle w:val="Heading3"/>
@@ -623,8 +623,8 @@
         </w:pict>
       </w:r>
     </w:p>
-    <w:bookmarkEnd w:id="21"/>
-    <w:bookmarkStart w:id="22" w:name="Xac9ac7a8311abc71380f335d5794c6c8f6fc03c"/>
+    <w:bookmarkEnd w:id="10"/>
+    <w:bookmarkStart w:id="11" w:name="Xac9ac7a8311abc71380f335d5794c6c8f6fc03c"/>
     <w:p>
       <w:pPr>
         <w:pStyle w:val="Heading3"/>
@@ -808,8 +808,8 @@
         </w:pict>
       </w:r>
     </w:p>
-    <w:bookmarkEnd w:id="22"/>
-    <w:bookmarkStart w:id="23" w:name="Xb952aaff593d22324831ef466c7da8629637817"/>
+    <w:bookmarkEnd w:id="11"/>
+    <w:bookmarkStart w:id="12" w:name="Xb952aaff593d22324831ef466c7da8629637817"/>
     <w:p>
       <w:pPr>
         <w:pStyle w:val="Heading3"/>
@@ -1018,8 +1018,8 @@
         </w:pict>
       </w:r>
     </w:p>
-    <w:bookmarkEnd w:id="23"/>
-    <w:bookmarkStart w:id="24" w:name="Xea0b5229b18594fe6b29dc5919ee322cea778e6"/>
+    <w:bookmarkEnd w:id="12"/>
+    <w:bookmarkStart w:id="13" w:name="Xea0b5229b18594fe6b29dc5919ee322cea778e6"/>
     <w:p>
       <w:pPr>
         <w:pStyle w:val="Heading3"/>
@@ -1161,8 +1161,8 @@
         </w:pict>
       </w:r>
     </w:p>
-    <w:bookmarkEnd w:id="24"/>
-    <w:bookmarkStart w:id="25" w:name="bonus-question-ai-surveillance-on-campus"/>
+    <w:bookmarkEnd w:id="13"/>
+    <w:bookmarkStart w:id="14" w:name="bonus-question-ai-surveillance-on-campus"/>
     <w:p>
       <w:pPr>
         <w:pStyle w:val="Heading3"/>
@@ -1384,8 +1384,8 @@
         <w:br/>
       </w:r>
     </w:p>
-    <w:bookmarkEnd w:id="25"/>
-    <w:bookmarkEnd w:id="26"/>
+    <w:bookmarkEnd w:id="14"/>
+    <w:bookmarkEnd w:id="15"/>
     <w:sectPr>
       <w:footnotePr>
         <w:numRestart w:val="eachSect"/>
@@ -1878,10 +1878,10 @@
   <w:docDefaults>
     <w:rPrDefault>
       <w:rPr>
-        <w:rFonts w:asciiTheme="minorHAnsi" w:cstheme="minorBidi" w:eastAsiaTheme="minorHAnsi" w:hAnsiTheme="minorHAnsi"/>
+        <w:rFonts w:asciiTheme="minorHAnsi" w:cstheme="minorBidi" w:eastAsiaTheme="minorEastAsia" w:hAnsiTheme="minorHAnsi"/>
         <w:sz w:val="24"/>
         <w:szCs w:val="24"/>
-        <w:lang w:bidi="ar-SA" w:eastAsia="en-US" w:val="en-US"/>
+        <w:lang w:bidi="ar-SA" w:eastAsia="zh-CN" w:val="en-US"/>
       </w:rPr>
     </w:rPrDefault>
     <w:pPrDefault>
@@ -2422,13 +2422,6 @@
       </w:tblCellMar>
     </w:tblPr>
     <w:tblStylePr w:type="firstRow">
-      <w:tblPr>
-        <w:jc w:val="left"/>
-        <w:tblInd w:type="dxa" w:w="0"/>
-      </w:tblPr>
-      <w:trPr>
-        <w:jc w:val="left"/>
-      </w:trPr>
       <w:tcPr>
         <w:tcBorders>
           <w:bottom w:val="single"/>

--- a/assignments/09-assignment.docx
+++ b/assignments/09-assignment.docx
@@ -823,7 +823,7 @@
         <w:pStyle w:val="FirstParagraph"/>
       </w:pPr>
       <w:r>
-        <w:t xml:space="preserve">The EU AI Act (Lecture 17) banned real-time biometric identification in public spaces, with exceptions for serious crimes. China deploys facial recognition extensively in public, including for surveillance. The US has no federal ban; the rules depend on state and city laws, and many jurisdictions have no restrictions at all.</w:t>
+        <w:t xml:space="preserve">The EU AI Act (Lecture 18) banned real-time biometric identification in public spaces, with exceptions for serious crimes. China deploys facial recognition extensively in public, including for surveillance. The US has no federal ban; the rules depend on state and city laws, and many jurisdictions have no restrictions at all.</w:t>
       </w:r>
     </w:p>
     <w:p>
